--- a/AI_Agents_and_Advanced_Fine_Tuning_Bootcamp/Lab_Walkthroughs/Week_08_Lab_B_airflow_mlops_pipeline_end_to_end.docx
+++ b/AI_Agents_and_Advanced_Fine_Tuning_Bootcamp/Lab_Walkthroughs/Week_08_Lab_B_airflow_mlops_pipeline_end_to_end.docx
@@ -96,7 +96,7 @@
           <w:color w:val="333333"/>
           <w:sz w:val="22"/>
         </w:rPr>
-        <w:t>Cluster workspace from week 1 plus week-specific deps in the requirements.txt that ships with this lab.</w:t>
+        <w:t>Airflow 2.x local executor; cluster access for Ray Train.</w:t>
       </w:r>
     </w:p>
     <w:p>
@@ -118,7 +118,7 @@
           <w:color w:val="333333"/>
           <w:sz w:val="22"/>
         </w:rPr>
-        <w:t>Concept list available in the class notes for this week.</w:t>
+        <w:t>DAG as the contract: pull, train, evaluate, gate, deploy</w:t>
       </w:r>
     </w:p>
     <w:p>
@@ -130,7 +130,19 @@
           <w:color w:val="333333"/>
           <w:sz w:val="22"/>
         </w:rPr>
-        <w:t>Lab guide TA reviews the concepts in the first 15 minutes.</w:t>
+        <w:t>Eval gate blocks bad models from shipping</w:t>
+      </w:r>
+    </w:p>
+    <w:p>
+      <w:pPr>
+        <w:pStyle w:val="ListBullet"/>
+      </w:pPr>
+      <w:r>
+        <w:rPr>
+          <w:color w:val="333333"/>
+          <w:sz w:val="22"/>
+        </w:rPr>
+        <w:t>Idempotent tasks and retries with backoff</w:t>
       </w:r>
     </w:p>
     <w:p>
@@ -211,7 +223,267 @@
           <w:color w:val="101010"/>
           <w:sz w:val="18"/>
         </w:rPr>
-        <w:t># Starter code is in the lab repo: see lab_starter.py.</w:t>
+        <w:t>from airflow.decorators import dag, task</w:t>
+      </w:r>
+    </w:p>
+    <w:p>
+      <w:pPr>
+        <w:spacing w:after="0" w:before="0"/>
+      </w:pPr>
+      <w:r>
+        <w:rPr>
+          <w:rFonts w:ascii="Consolas" w:hAnsi="Consolas"/>
+          <w:color w:val="101010"/>
+          <w:sz w:val="18"/>
+        </w:rPr>
+        <w:t xml:space="preserve"> </w:t>
+      </w:r>
+    </w:p>
+    <w:p>
+      <w:pPr>
+        <w:spacing w:after="0" w:before="0"/>
+      </w:pPr>
+      <w:r>
+        <w:rPr>
+          <w:rFonts w:ascii="Consolas" w:hAnsi="Consolas"/>
+          <w:color w:val="101010"/>
+          <w:sz w:val="18"/>
+        </w:rPr>
+        <w:t>@dag(schedule='@weekly', catchup=False)</w:t>
+      </w:r>
+    </w:p>
+    <w:p>
+      <w:pPr>
+        <w:spacing w:after="0" w:before="0"/>
+      </w:pPr>
+      <w:r>
+        <w:rPr>
+          <w:rFonts w:ascii="Consolas" w:hAnsi="Consolas"/>
+          <w:color w:val="101010"/>
+          <w:sz w:val="18"/>
+        </w:rPr>
+        <w:t>def ft_pipeline():</w:t>
+      </w:r>
+    </w:p>
+    <w:p>
+      <w:pPr>
+        <w:spacing w:after="0" w:before="0"/>
+      </w:pPr>
+      <w:r>
+        <w:rPr>
+          <w:rFonts w:ascii="Consolas" w:hAnsi="Consolas"/>
+          <w:color w:val="101010"/>
+          <w:sz w:val="18"/>
+        </w:rPr>
+        <w:t xml:space="preserve">    @task</w:t>
+      </w:r>
+    </w:p>
+    <w:p>
+      <w:pPr>
+        <w:spacing w:after="0" w:before="0"/>
+      </w:pPr>
+      <w:r>
+        <w:rPr>
+          <w:rFonts w:ascii="Consolas" w:hAnsi="Consolas"/>
+          <w:color w:val="101010"/>
+          <w:sz w:val="18"/>
+        </w:rPr>
+        <w:t xml:space="preserve">    def pull():   return stage_dataset('s3://corpus/weekly')</w:t>
+      </w:r>
+    </w:p>
+    <w:p>
+      <w:pPr>
+        <w:spacing w:after="0" w:before="0"/>
+      </w:pPr>
+      <w:r>
+        <w:rPr>
+          <w:rFonts w:ascii="Consolas" w:hAnsi="Consolas"/>
+          <w:color w:val="101010"/>
+          <w:sz w:val="18"/>
+        </w:rPr>
+        <w:t xml:space="preserve">    @task</w:t>
+      </w:r>
+    </w:p>
+    <w:p>
+      <w:pPr>
+        <w:spacing w:after="0" w:before="0"/>
+      </w:pPr>
+      <w:r>
+        <w:rPr>
+          <w:rFonts w:ascii="Consolas" w:hAnsi="Consolas"/>
+          <w:color w:val="101010"/>
+          <w:sz w:val="18"/>
+        </w:rPr>
+        <w:t xml:space="preserve">    def train(path):  return ray_train_lora(path)</w:t>
+      </w:r>
+    </w:p>
+    <w:p>
+      <w:pPr>
+        <w:spacing w:after="0" w:before="0"/>
+      </w:pPr>
+      <w:r>
+        <w:rPr>
+          <w:rFonts w:ascii="Consolas" w:hAnsi="Consolas"/>
+          <w:color w:val="101010"/>
+          <w:sz w:val="18"/>
+        </w:rPr>
+        <w:t xml:space="preserve">    @task</w:t>
+      </w:r>
+    </w:p>
+    <w:p>
+      <w:pPr>
+        <w:spacing w:after="0" w:before="0"/>
+      </w:pPr>
+      <w:r>
+        <w:rPr>
+          <w:rFonts w:ascii="Consolas" w:hAnsi="Consolas"/>
+          <w:color w:val="101010"/>
+          <w:sz w:val="18"/>
+        </w:rPr>
+        <w:t xml:space="preserve">    def evaluate(ckpt): return run_eval_suite(ckpt)</w:t>
+      </w:r>
+    </w:p>
+    <w:p>
+      <w:pPr>
+        <w:spacing w:after="0" w:before="0"/>
+      </w:pPr>
+      <w:r>
+        <w:rPr>
+          <w:rFonts w:ascii="Consolas" w:hAnsi="Consolas"/>
+          <w:color w:val="101010"/>
+          <w:sz w:val="18"/>
+        </w:rPr>
+        <w:t xml:space="preserve">    @task.branch</w:t>
+      </w:r>
+    </w:p>
+    <w:p>
+      <w:pPr>
+        <w:spacing w:after="0" w:before="0"/>
+      </w:pPr>
+      <w:r>
+        <w:rPr>
+          <w:rFonts w:ascii="Consolas" w:hAnsi="Consolas"/>
+          <w:color w:val="101010"/>
+          <w:sz w:val="18"/>
+        </w:rPr>
+        <w:t xml:space="preserve">    def gate(scores):</w:t>
+      </w:r>
+    </w:p>
+    <w:p>
+      <w:pPr>
+        <w:spacing w:after="0" w:before="0"/>
+      </w:pPr>
+      <w:r>
+        <w:rPr>
+          <w:rFonts w:ascii="Consolas" w:hAnsi="Consolas"/>
+          <w:color w:val="101010"/>
+          <w:sz w:val="18"/>
+        </w:rPr>
+        <w:t xml:space="preserve">        return 'deploy' if scores['win_rate'] &gt;= 0.55 else 'halt'</w:t>
+      </w:r>
+    </w:p>
+    <w:p>
+      <w:pPr>
+        <w:spacing w:after="0" w:before="0"/>
+      </w:pPr>
+      <w:r>
+        <w:rPr>
+          <w:rFonts w:ascii="Consolas" w:hAnsi="Consolas"/>
+          <w:color w:val="101010"/>
+          <w:sz w:val="18"/>
+        </w:rPr>
+        <w:t xml:space="preserve">    @task</w:t>
+      </w:r>
+    </w:p>
+    <w:p>
+      <w:pPr>
+        <w:spacing w:after="0" w:before="0"/>
+      </w:pPr>
+      <w:r>
+        <w:rPr>
+          <w:rFonts w:ascii="Consolas" w:hAnsi="Consolas"/>
+          <w:color w:val="101010"/>
+          <w:sz w:val="18"/>
+        </w:rPr>
+        <w:t xml:space="preserve">    def deploy(ckpt): serve_update(ckpt)</w:t>
+      </w:r>
+    </w:p>
+    <w:p>
+      <w:pPr>
+        <w:spacing w:after="0" w:before="0"/>
+      </w:pPr>
+      <w:r>
+        <w:rPr>
+          <w:rFonts w:ascii="Consolas" w:hAnsi="Consolas"/>
+          <w:color w:val="101010"/>
+          <w:sz w:val="18"/>
+        </w:rPr>
+        <w:t xml:space="preserve">    @task</w:t>
+      </w:r>
+    </w:p>
+    <w:p>
+      <w:pPr>
+        <w:spacing w:after="0" w:before="0"/>
+      </w:pPr>
+      <w:r>
+        <w:rPr>
+          <w:rFonts w:ascii="Consolas" w:hAnsi="Consolas"/>
+          <w:color w:val="101010"/>
+          <w:sz w:val="18"/>
+        </w:rPr>
+        <w:t xml:space="preserve">    def halt(): notify('model below gate, kept previous')</w:t>
+      </w:r>
+    </w:p>
+    <w:p>
+      <w:pPr>
+        <w:spacing w:after="0" w:before="0"/>
+      </w:pPr>
+      <w:r>
+        <w:rPr>
+          <w:rFonts w:ascii="Consolas" w:hAnsi="Consolas"/>
+          <w:color w:val="101010"/>
+          <w:sz w:val="18"/>
+        </w:rPr>
+        <w:t xml:space="preserve">    s = evaluate(train(pull())); g = gate(s)</w:t>
+      </w:r>
+    </w:p>
+    <w:p>
+      <w:pPr>
+        <w:spacing w:after="0" w:before="0"/>
+      </w:pPr>
+      <w:r>
+        <w:rPr>
+          <w:rFonts w:ascii="Consolas" w:hAnsi="Consolas"/>
+          <w:color w:val="101010"/>
+          <w:sz w:val="18"/>
+        </w:rPr>
+        <w:t xml:space="preserve">    g &gt;&gt; [deploy(s), halt()]</w:t>
+      </w:r>
+    </w:p>
+    <w:p>
+      <w:pPr>
+        <w:spacing w:after="0" w:before="0"/>
+      </w:pPr>
+      <w:r>
+        <w:rPr>
+          <w:rFonts w:ascii="Consolas" w:hAnsi="Consolas"/>
+          <w:color w:val="101010"/>
+          <w:sz w:val="18"/>
+        </w:rPr>
+        <w:t>ft_pipeline()</w:t>
+      </w:r>
+    </w:p>
+    <w:p>
+      <w:pPr>
+        <w:spacing w:after="0" w:before="0"/>
+      </w:pPr>
+      <w:r>
+        <w:rPr>
+          <w:rFonts w:ascii="Consolas" w:hAnsi="Consolas"/>
+          <w:color w:val="101010"/>
+          <w:sz w:val="18"/>
+        </w:rPr>
+        <w:t xml:space="preserve"> </w:t>
       </w:r>
     </w:p>
     <w:p>
@@ -233,7 +505,7 @@
           <w:color w:val="333333"/>
           <w:sz w:val="22"/>
         </w:rPr>
-        <w:t>all deliverables present in the submission folder</w:t>
+        <w:t>full DAG run green end to end on the sample corpus</w:t>
       </w:r>
     </w:p>
     <w:p>
@@ -245,7 +517,7 @@
           <w:color w:val="333333"/>
           <w:sz w:val="22"/>
         </w:rPr>
-        <w:t>code runs end-to-end without modification</w:t>
+        <w:t>gate routes to halt when the eval threshold is raised above the score</w:t>
       </w:r>
     </w:p>
     <w:p>
@@ -257,7 +529,19 @@
           <w:color w:val="333333"/>
           <w:sz w:val="22"/>
         </w:rPr>
-        <w:t>results match the expected ranges in the rubric</w:t>
+        <w:t>task retry works: kill the train task once, run recovers</w:t>
+      </w:r>
+    </w:p>
+    <w:p>
+      <w:pPr>
+        <w:pStyle w:val="ListBullet"/>
+      </w:pPr>
+      <w:r>
+        <w:rPr>
+          <w:color w:val="333333"/>
+          <w:sz w:val="22"/>
+        </w:rPr>
+        <w:t>deployed endpoint serves the new checkpoint (version header changes)</w:t>
       </w:r>
     </w:p>
     <w:p>
